--- a/output/docx/es/BUFRCREX_TableB_es_05.docx
+++ b/output/docx/es/BUFRCREX_TableB_es_05.docx
@@ -2553,7 +2553,7 @@
                 <w:b w:val="0"/>
                 <w:sz w:val="16"/>
               </w:rPr>
-              <w:t>Note 184: La compensación en Y es la distancia entre el origen de proyección y la esquina superior izquierda del píxel superior izquierdo en un mapa, como se muestra en el diagrama siguiente.</w:t>
+              <w:t>Note B184: La compensación en Y es la distancia entre el origen de proyección y la esquina superior izquierda del píxel superior izquierdo en un mapa, como se muestra en el diagrama siguiente.</w:t>
             </w:r>
           </w:p>
         </w:tc>
@@ -7559,7 +7559,7 @@
           <w:i/>
           <w:sz w:val="14"/>
         </w:rPr>
-        <w:t>Note 32: Solo se indicará el rumbo o azimut en relación con la localización comunicada que no volverá a especificarse.</w:t>
+        <w:t>Note B32: Solo se indicará el rumbo o azimut en relación con la localización comunicada que no volverá a especificarse.</w:t>
       </w:r>
     </w:p>
     <w:p>
@@ -7569,7 +7569,7 @@
           <w:i/>
           <w:sz w:val="14"/>
         </w:rPr>
-        <w:t>Note 110: Se asignarán valores negativos a los incrementos norte-sur.</w:t>
+        <w:t>Note B110: Se asignarán valores negativos a los incrementos norte-sur.</w:t>
       </w:r>
     </w:p>
     <w:p>
@@ -7579,7 +7579,7 @@
           <w:i/>
           <w:sz w:val="14"/>
         </w:rPr>
-        <w:t>Note 122: Se asignarán valores negativos a la latitud sur.</w:t>
+        <w:t>Note B122: Se asignarán valores negativos a la latitud sur.</w:t>
       </w:r>
     </w:p>
     <w:p>
@@ -7589,7 +7589,7 @@
           <w:i/>
           <w:sz w:val="14"/>
         </w:rPr>
-        <w:t>Note 140: El tamaño del píxel en la horizontal – 1 está dado por la posición donde el factor de escala del mapa es igual a la unidad.</w:t>
+        <w:t>Note B140: El tamaño del píxel en la horizontal – 1 está dado por la posición donde el factor de escala del mapa es igual a la unidad.</w:t>
       </w:r>
     </w:p>
     <w:p>
@@ -7599,7 +7599,7 @@
           <w:i/>
           <w:sz w:val="14"/>
         </w:rPr>
-        <w:t>Note 163: Los valores de la latitud y de los incrementos de latitud quedan comprendidos entre –90 grados y +90 grados.</w:t>
+        <w:t>Note B163: Los valores de la latitud y de los incrementos de latitud quedan comprendidos entre –90 grados y +90 grados.</w:t>
       </w:r>
     </w:p>
     <w:sectPr>
